--- a/client/public/Templates/Birth certificate.docx
+++ b/client/public/Templates/Birth certificate.docx
@@ -245,7 +245,7 @@
           <w:szCs w:val="20"/>
           <w:u w:val="single"/>
         </w:rPr>
-        <w:t>$[firstname] $[middlename] $[surname]</w:t>
+        <w:t>{Full Name}</w:t>
       </w:r>
       <w:r>
         <w:rPr>
@@ -270,7 +270,43 @@
           <w:szCs w:val="20"/>
           <w:u w:val="single"/>
         </w:rPr>
-        <w:t>$[birthmonth]</w:t>
+        <w:t>{B</w:t>
+      </w:r>
+      <w:r>
+        <w:rPr>
+          <w:rFonts w:ascii="Times New Roman" w:hAnsi="Times New Roman" w:cs="Times New Roman"/>
+          <w:sz w:val="24"/>
+          <w:szCs w:val="20"/>
+          <w:u w:val="single"/>
+        </w:rPr>
+        <w:t>irth</w:t>
+      </w:r>
+      <w:r>
+        <w:rPr>
+          <w:rFonts w:ascii="Times New Roman" w:hAnsi="Times New Roman" w:cs="Times New Roman"/>
+          <w:sz w:val="24"/>
+          <w:szCs w:val="20"/>
+          <w:u w:val="single"/>
+        </w:rPr>
+        <w:t xml:space="preserve"> M</w:t>
+      </w:r>
+      <w:r>
+        <w:rPr>
+          <w:rFonts w:ascii="Times New Roman" w:hAnsi="Times New Roman" w:cs="Times New Roman"/>
+          <w:sz w:val="24"/>
+          <w:szCs w:val="20"/>
+          <w:u w:val="single"/>
+        </w:rPr>
+        <w:t>onth</w:t>
+      </w:r>
+      <w:r>
+        <w:rPr>
+          <w:rFonts w:ascii="Times New Roman" w:hAnsi="Times New Roman" w:cs="Times New Roman"/>
+          <w:sz w:val="24"/>
+          <w:szCs w:val="20"/>
+          <w:u w:val="single"/>
+        </w:rPr>
+        <w:t>}</w:t>
       </w:r>
       <w:r>
         <w:rPr>
@@ -295,7 +331,43 @@
           <w:szCs w:val="20"/>
           <w:u w:val="single"/>
         </w:rPr>
-        <w:t>$[birthdate]</w:t>
+        <w:t>{B</w:t>
+      </w:r>
+      <w:r>
+        <w:rPr>
+          <w:rFonts w:ascii="Times New Roman" w:hAnsi="Times New Roman" w:cs="Times New Roman"/>
+          <w:sz w:val="24"/>
+          <w:szCs w:val="20"/>
+          <w:u w:val="single"/>
+        </w:rPr>
+        <w:t>irth</w:t>
+      </w:r>
+      <w:r>
+        <w:rPr>
+          <w:rFonts w:ascii="Times New Roman" w:hAnsi="Times New Roman" w:cs="Times New Roman"/>
+          <w:sz w:val="24"/>
+          <w:szCs w:val="20"/>
+          <w:u w:val="single"/>
+        </w:rPr>
+        <w:t xml:space="preserve"> </w:t>
+      </w:r>
+      <w:r>
+        <w:rPr>
+          <w:rFonts w:ascii="Times New Roman" w:hAnsi="Times New Roman" w:cs="Times New Roman"/>
+          <w:sz w:val="24"/>
+          <w:szCs w:val="20"/>
+          <w:u w:val="single"/>
+        </w:rPr>
+        <w:t>da</w:t>
+      </w:r>
+      <w:r>
+        <w:rPr>
+          <w:rFonts w:ascii="Times New Roman" w:hAnsi="Times New Roman" w:cs="Times New Roman"/>
+          <w:sz w:val="24"/>
+          <w:szCs w:val="20"/>
+          <w:u w:val="single"/>
+        </w:rPr>
+        <w:t>y}</w:t>
       </w:r>
       <w:r>
         <w:rPr>
@@ -312,7 +384,43 @@
           <w:szCs w:val="20"/>
           <w:u w:val="single"/>
         </w:rPr>
-        <w:t>$[fathername]</w:t>
+        <w:t>{F</w:t>
+      </w:r>
+      <w:r>
+        <w:rPr>
+          <w:rFonts w:ascii="Times New Roman" w:hAnsi="Times New Roman" w:cs="Times New Roman"/>
+          <w:sz w:val="24"/>
+          <w:szCs w:val="20"/>
+          <w:u w:val="single"/>
+        </w:rPr>
+        <w:t>ather</w:t>
+      </w:r>
+      <w:r>
+        <w:rPr>
+          <w:rFonts w:ascii="Times New Roman" w:hAnsi="Times New Roman" w:cs="Times New Roman"/>
+          <w:sz w:val="24"/>
+          <w:szCs w:val="20"/>
+          <w:u w:val="single"/>
+        </w:rPr>
+        <w:t xml:space="preserve"> N</w:t>
+      </w:r>
+      <w:r>
+        <w:rPr>
+          <w:rFonts w:ascii="Times New Roman" w:hAnsi="Times New Roman" w:cs="Times New Roman"/>
+          <w:sz w:val="24"/>
+          <w:szCs w:val="20"/>
+          <w:u w:val="single"/>
+        </w:rPr>
+        <w:t>ame</w:t>
+      </w:r>
+      <w:r>
+        <w:rPr>
+          <w:rFonts w:ascii="Times New Roman" w:hAnsi="Times New Roman" w:cs="Times New Roman"/>
+          <w:sz w:val="24"/>
+          <w:szCs w:val="20"/>
+          <w:u w:val="single"/>
+        </w:rPr>
+        <w:t>}</w:t>
       </w:r>
       <w:r>
         <w:rPr>
@@ -329,24 +437,86 @@
           <w:szCs w:val="20"/>
           <w:u w:val="single"/>
         </w:rPr>
-        <w:t>$[mothername]</w:t>
-      </w:r>
-      <w:r>
-        <w:rPr>
-          <w:rFonts w:ascii="Times New Roman" w:hAnsi="Times New Roman" w:cs="Times New Roman"/>
-          <w:sz w:val="24"/>
-          <w:szCs w:val="20"/>
-        </w:rPr>
-        <w:t xml:space="preserve"> of </w:t>
-      </w:r>
-      <w:r>
-        <w:rPr>
-          <w:rFonts w:ascii="Times New Roman" w:hAnsi="Times New Roman" w:cs="Times New Roman"/>
-          <w:sz w:val="24"/>
-          <w:szCs w:val="20"/>
-          <w:u w:val="single"/>
-        </w:rPr>
-        <w:t>$[address]</w:t>
+        <w:t>{M</w:t>
+      </w:r>
+      <w:r>
+        <w:rPr>
+          <w:rFonts w:ascii="Times New Roman" w:hAnsi="Times New Roman" w:cs="Times New Roman"/>
+          <w:sz w:val="24"/>
+          <w:szCs w:val="20"/>
+          <w:u w:val="single"/>
+        </w:rPr>
+        <w:t>other</w:t>
+      </w:r>
+      <w:r>
+        <w:rPr>
+          <w:rFonts w:ascii="Times New Roman" w:hAnsi="Times New Roman" w:cs="Times New Roman"/>
+          <w:sz w:val="24"/>
+          <w:szCs w:val="20"/>
+          <w:u w:val="single"/>
+        </w:rPr>
+        <w:t xml:space="preserve"> N</w:t>
+      </w:r>
+      <w:r>
+        <w:rPr>
+          <w:rFonts w:ascii="Times New Roman" w:hAnsi="Times New Roman" w:cs="Times New Roman"/>
+          <w:sz w:val="24"/>
+          <w:szCs w:val="20"/>
+          <w:u w:val="single"/>
+        </w:rPr>
+        <w:t>ame</w:t>
+      </w:r>
+      <w:r>
+        <w:rPr>
+          <w:rFonts w:ascii="Times New Roman" w:hAnsi="Times New Roman" w:cs="Times New Roman"/>
+          <w:sz w:val="24"/>
+          <w:szCs w:val="20"/>
+          <w:u w:val="single"/>
+        </w:rPr>
+        <w:t>}</w:t>
+      </w:r>
+      <w:r>
+        <w:rPr>
+          <w:rFonts w:ascii="Times New Roman" w:hAnsi="Times New Roman" w:cs="Times New Roman"/>
+          <w:sz w:val="24"/>
+          <w:szCs w:val="20"/>
+        </w:rPr>
+        <w:t xml:space="preserve"> of</w:t>
+      </w:r>
+      <w:r>
+        <w:rPr>
+          <w:rFonts w:ascii="Times New Roman" w:hAnsi="Times New Roman" w:cs="Times New Roman"/>
+          <w:sz w:val="24"/>
+          <w:szCs w:val="20"/>
+        </w:rPr>
+        <w:t xml:space="preserve"> {</w:t>
+      </w:r>
+      <w:r>
+        <w:rPr>
+          <w:rFonts w:ascii="Times New Roman" w:hAnsi="Times New Roman" w:cs="Times New Roman"/>
+          <w:sz w:val="24"/>
+          <w:szCs w:val="20"/>
+          <w:u w:val="single"/>
+        </w:rPr>
+        <w:t>A</w:t>
+      </w:r>
+      <w:r>
+        <w:rPr>
+          <w:rFonts w:ascii="Times New Roman" w:hAnsi="Times New Roman" w:cs="Times New Roman"/>
+          <w:sz w:val="24"/>
+          <w:szCs w:val="20"/>
+          <w:u w:val="single"/>
+        </w:rPr>
+        <w:t>ddress</w:t>
+      </w:r>
+      <w:r>
+        <w:rPr>
+          <w:rFonts w:ascii="Times New Roman" w:hAnsi="Times New Roman" w:cs="Times New Roman"/>
+          <w:sz w:val="24"/>
+          <w:szCs w:val="20"/>
+          <w:u w:val="single"/>
+        </w:rPr>
+        <w:t>}</w:t>
       </w:r>
       <w:r>
         <w:rPr>
@@ -395,7 +565,23 @@
           <w:szCs w:val="20"/>
         </w:rPr>
         <w:br/>
-        <w:t xml:space="preserve">This certification is being upon the request _______________________________ for </w:t>
+        <w:t xml:space="preserve">This certification is being upon the request </w:t>
+      </w:r>
+      <w:r>
+        <w:rPr>
+          <w:rFonts w:ascii="Times New Roman" w:hAnsi="Times New Roman" w:cs="Times New Roman"/>
+          <w:sz w:val="24"/>
+          <w:szCs w:val="20"/>
+        </w:rPr>
+        <w:t>{Reason of the Request}</w:t>
+      </w:r>
+      <w:r>
+        <w:rPr>
+          <w:rFonts w:ascii="Times New Roman" w:hAnsi="Times New Roman" w:cs="Times New Roman"/>
+          <w:sz w:val="24"/>
+          <w:szCs w:val="20"/>
+        </w:rPr>
+        <w:t xml:space="preserve"> for </w:t>
       </w:r>
       <w:r>
         <w:rPr>
@@ -443,6 +629,7 @@
       <w:pPr>
         <w:rPr>
           <w:rFonts w:ascii="Times New Roman" w:hAnsi="Times New Roman" w:cs="Times New Roman"/>
+          <w:b/>
           <w:sz w:val="24"/>
           <w:szCs w:val="20"/>
         </w:rPr>
@@ -453,7 +640,7 @@
           <w:sz w:val="24"/>
           <w:szCs w:val="20"/>
         </w:rPr>
-        <w:t>Issued this ________________ day of ______________,____________ at the Barangay Parian Calamba City, Laguna.</w:t>
+        <w:t>Issued this ________________ day of __________________________ at the Barangay Parian Calamba City, Laguna.</w:t>
       </w:r>
       <w:r>
         <w:rPr>
@@ -581,6 +768,45 @@
         </w:rPr>
         <w:br/>
         <w:t>Parian, Calamba City</w:t>
+      </w:r>
+    </w:p>
+    <w:p>
+      <w:pPr>
+        <w:rPr>
+          <w:rFonts w:ascii="Times New Roman" w:hAnsi="Times New Roman" w:cs="Times New Roman"/>
+          <w:bCs/>
+          <w:sz w:val="24"/>
+          <w:szCs w:val="20"/>
+        </w:rPr>
+      </w:pPr>
+      <w:r>
+        <w:rPr>
+          <w:rFonts w:ascii="Times New Roman" w:hAnsi="Times New Roman" w:cs="Times New Roman"/>
+          <w:bCs/>
+          <w:sz w:val="24"/>
+          <w:szCs w:val="20"/>
+        </w:rPr>
+        <w:t>{</w:t>
+      </w:r>
+      <w:proofErr w:type="spellStart"/>
+      <w:r>
+        <w:rPr>
+          <w:rFonts w:ascii="Times New Roman" w:hAnsi="Times New Roman" w:cs="Times New Roman"/>
+          <w:bCs/>
+          <w:sz w:val="24"/>
+          <w:szCs w:val="20"/>
+        </w:rPr>
+        <w:t>qr</w:t>
+      </w:r>
+      <w:proofErr w:type="spellEnd"/>
+      <w:r>
+        <w:rPr>
+          <w:rFonts w:ascii="Times New Roman" w:hAnsi="Times New Roman" w:cs="Times New Roman"/>
+          <w:bCs/>
+          <w:sz w:val="24"/>
+          <w:szCs w:val="20"/>
+        </w:rPr>
+        <w:t>}</w:t>
       </w:r>
     </w:p>
     <w:sectPr>
@@ -821,7 +1047,7 @@
                                   </pic:cNvPicPr>
                                 </pic:nvPicPr>
                                 <pic:blipFill>
-                                  <a:blip r:embed="rId1"/>
+                                  <a:blip r:embed="rId2"/>
                                   <a:srcRect/>
                                   <a:stretch>
                                     <a:fillRect/>
@@ -944,7 +1170,7 @@
                                         </pic:cNvPicPr>
                                       </pic:nvPicPr>
                                       <pic:blipFill>
-                                        <a:blip r:embed="rId2"/>
+                                        <a:blip r:embed="rId3"/>
                                         <a:srcRect/>
                                         <a:stretch>
                                           <a:fillRect/>
@@ -1020,7 +1246,7 @@
                                   </pic:cNvPicPr>
                                 </pic:nvPicPr>
                                 <pic:blipFill>
-                                  <a:blip r:embed="rId2"/>
+                                  <a:blip r:embed="rId4"/>
                                   <a:srcRect/>
                                   <a:stretch>
                                     <a:fillRect/>
@@ -1057,7 +1283,10 @@
       </mc:AlternateContent>
     </w:r>
     <w:r>
-      <w:t>Republic of the Phillipines</w:t>
+      <w:t xml:space="preserve">Republic of the </w:t>
+    </w:r>
+    <w:r>
+      <w:t>Philippines</w:t>
     </w:r>
     <w:r>
       <w:br/>
@@ -1077,7 +1306,19 @@
       <w:rPr>
         <w:b/>
       </w:rPr>
-      <w:t>Barangay Parain</w:t>
+      <w:t>Barangay Par</w:t>
+    </w:r>
+    <w:r>
+      <w:rPr>
+        <w:b/>
+      </w:rPr>
+      <w:t>ia</w:t>
+    </w:r>
+    <w:r>
+      <w:rPr>
+        <w:b/>
+      </w:rPr>
+      <w:t>n</w:t>
     </w:r>
     <w:r>
       <w:br/>
@@ -1628,7 +1869,6 @@
     <w:basedOn w:val="Normal"/>
     <w:link w:val="HeaderChar"/>
     <w:uiPriority w:val="99"/>
-    <w:semiHidden/>
     <w:unhideWhenUsed/>
     <w:rsid w:val="00281E7B"/>
     <w:pPr>
@@ -1644,7 +1884,6 @@
     <w:basedOn w:val="DefaultParagraphFont"/>
     <w:link w:val="Header"/>
     <w:uiPriority w:val="99"/>
-    <w:semiHidden/>
     <w:rsid w:val="00281E7B"/>
   </w:style>
   <w:style w:type="paragraph" w:styleId="Footer">
@@ -1652,7 +1891,6 @@
     <w:basedOn w:val="Normal"/>
     <w:link w:val="FooterChar"/>
     <w:uiPriority w:val="99"/>
-    <w:semiHidden/>
     <w:unhideWhenUsed/>
     <w:rsid w:val="00281E7B"/>
     <w:pPr>
@@ -1668,7 +1906,6 @@
     <w:basedOn w:val="DefaultParagraphFont"/>
     <w:link w:val="Footer"/>
     <w:uiPriority w:val="99"/>
-    <w:semiHidden/>
     <w:rsid w:val="00281E7B"/>
   </w:style>
   <w:style w:type="paragraph" w:styleId="BalloonText">
